--- a/docs/Day3_Siena到SanGimignano.docx
+++ b/docs/Day3_Siena到SanGimignano.docx
@@ -1405,14 +1405,14 @@
           <w:b/>
           <w:sz w:val="21"/>
         </w:rPr>
-        <w:t>上下車地點</w:t>
+        <w:t>上下車地點（ZTL 重要更新）</w:t>
       </w:r>
       <w:r>
         <w:rPr>
           <w:rFonts w:ascii="Microsoft JhengHei" w:hAnsi="Microsoft JhengHei" w:eastAsia="Microsoft JhengHei"/>
           <w:sz w:val="21"/>
         </w:rPr>
-        <w:t xml:space="preserve">：San Gimignano 的 ZTL 限行區內只有授權車輛可進入。一般司機會在城門外的 </w:t>
+        <w:t xml:space="preserve">：San Gimignano 新版 ZTL </w:t>
       </w:r>
       <w:r>
         <w:rPr>
@@ -1420,14 +1420,26 @@
           <w:b/>
           <w:sz w:val="21"/>
         </w:rPr>
-        <w:t>Parcheggio 1（P1）</w:t>
+        <w:t>自 2026/5/1 起正式執行</w:t>
       </w:r>
       <w:r>
         <w:rPr>
           <w:rFonts w:ascii="Microsoft JhengHei" w:hAnsi="Microsoft JhengHei" w:eastAsia="Microsoft JhengHei"/>
           <w:sz w:val="21"/>
         </w:rPr>
-        <w:t xml:space="preserve"> 或 </w:t>
+        <w:t>，未授權車輛禁入歷史中心。包車／NCC／Minivan 須事先取得授權，否則只能在城外停車場下車：</w:t>
+      </w:r>
+    </w:p>
+    <w:p>
+      <w:pPr>
+        <w:ind w:left="454" w:hanging="227"/>
+      </w:pPr>
+      <w:r>
+        <w:rPr>
+          <w:rFonts w:ascii="Microsoft JhengHei" w:hAnsi="Microsoft JhengHei" w:eastAsia="Microsoft JhengHei"/>
+          <w:sz w:val="21"/>
+        </w:rPr>
+        <w:t xml:space="preserve">• </w:t>
       </w:r>
       <w:r>
         <w:rPr>
@@ -1435,14 +1447,68 @@
           <w:b/>
           <w:sz w:val="21"/>
         </w:rPr>
-        <w:t>Parcheggio 2（P2）</w:t>
+        <w:t>P2（Montemaggio）</w:t>
       </w:r>
       <w:r>
         <w:rPr>
           <w:rFonts w:ascii="Microsoft JhengHei" w:hAnsi="Microsoft JhengHei" w:eastAsia="Microsoft JhengHei"/>
           <w:sz w:val="21"/>
         </w:rPr>
-        <w:t xml:space="preserve"> 停車場放你們下車，步行進城約 5 分鐘</w:t>
+        <w:t>：最近南側城門 Porta San Giovanni，5 分鐘平路進城（首小時 EUR 3、之後 EUR 2/小時，首日上限 EUR 15）</w:t>
+      </w:r>
+    </w:p>
+    <w:p>
+      <w:pPr>
+        <w:ind w:left="454" w:hanging="227"/>
+      </w:pPr>
+      <w:r>
+        <w:rPr>
+          <w:rFonts w:ascii="Microsoft JhengHei" w:hAnsi="Microsoft JhengHei" w:eastAsia="Microsoft JhengHei"/>
+          <w:sz w:val="21"/>
+        </w:rPr>
+        <w:t xml:space="preserve">• </w:t>
+      </w:r>
+      <w:r>
+        <w:rPr>
+          <w:rFonts w:ascii="Microsoft JhengHei" w:hAnsi="Microsoft JhengHei" w:eastAsia="Microsoft JhengHei"/>
+          <w:b/>
+          <w:sz w:val="21"/>
+        </w:rPr>
+        <w:t>P1（Giubileo）</w:t>
+      </w:r>
+      <w:r>
+        <w:rPr>
+          <w:rFonts w:ascii="Microsoft JhengHei" w:hAnsi="Microsoft JhengHei" w:eastAsia="Microsoft JhengHei"/>
+          <w:sz w:val="21"/>
+        </w:rPr>
+        <w:t>：較遠，需步行斜坡或搭接駁車（前 2 小時 EUR 2/小時，首日上限 EUR 7）</w:t>
+      </w:r>
+    </w:p>
+    <w:p>
+      <w:pPr>
+        <w:ind w:left="454" w:hanging="227"/>
+      </w:pPr>
+      <w:r>
+        <w:rPr>
+          <w:rFonts w:ascii="Microsoft JhengHei" w:hAnsi="Microsoft JhengHei" w:eastAsia="Microsoft JhengHei"/>
+          <w:sz w:val="21"/>
+        </w:rPr>
+        <w:t xml:space="preserve">• </w:t>
+      </w:r>
+      <w:r>
+        <w:rPr>
+          <w:rFonts w:ascii="Microsoft JhengHei" w:hAnsi="Microsoft JhengHei" w:eastAsia="Microsoft JhengHei"/>
+          <w:b/>
+          <w:sz w:val="21"/>
+        </w:rPr>
+        <w:t>5 人團體建議優先 P2</w:t>
+      </w:r>
+      <w:r>
+        <w:rPr>
+          <w:rFonts w:ascii="Microsoft JhengHei" w:hAnsi="Microsoft JhengHei" w:eastAsia="Microsoft JhengHei"/>
+          <w:sz w:val="21"/>
+        </w:rPr>
+        <w:t>，最省力</w:t>
       </w:r>
     </w:p>
     <w:p>
@@ -1992,7 +2058,7 @@
         <w:pStyle w:val="Heading2"/>
       </w:pPr>
       <w:r>
-        <w:t>方案 C：公共巴士轉乘（最省錢方案）</w:t>
+        <w:t>方案 C：公共巴士（最省錢方案）</w:t>
       </w:r>
     </w:p>
     <w:p>
@@ -2009,20 +2075,20 @@
         <w:rPr>
           <w:rFonts w:ascii="Microsoft JhengHei" w:hAnsi="Microsoft JhengHei" w:eastAsia="Microsoft JhengHei"/>
         </w:rPr>
-        <w:t>Siena 和 San Gimignano 之間</w:t>
+        <w:t>Autolinee Toscane（AT）</w:t>
       </w:r>
       <w:r>
         <w:rPr>
           <w:rFonts w:ascii="Microsoft JhengHei" w:hAnsi="Microsoft JhengHei" w:eastAsia="Microsoft JhengHei"/>
           <w:b/>
         </w:rPr>
-        <w:t>沒有直達巴士</w:t>
+        <w:t>130 線就是 Siena ↔ Poggibonsi ↔ San Gimignano 的直達路線</w:t>
       </w:r>
       <w:r>
         <w:rPr>
           <w:rFonts w:ascii="Microsoft JhengHei" w:hAnsi="Microsoft JhengHei" w:eastAsia="Microsoft JhengHei"/>
         </w:rPr>
-        <w:t>，必須在波吉邦西（Poggibonsi）轉車。</w:t>
+        <w:t>，不需轉車；若 130 線時刻不合，也可改搭 131 線到 Poggibonsi 再轉 130 或 133 線到 San Gimignano。</w:t>
       </w:r>
     </w:p>
     <w:p>
@@ -2036,7 +2102,9 @@
           <w:color w:val="2C3E50"/>
           <w:sz w:val="18"/>
         </w:rPr>
-        <w:t>Siena（巴士站）→ [Autolinee Toscane 131 號] → Poggibonsi → [Autolinee Toscane 130 號] → San Gimignano</w:t>
+        <w:t>推薦：Siena (Via Tozzi / Piazza Gramsci) → [AT 130 線直達] → San Gimignano</w:t>
+        <w:br/>
+        <w:t>替代：Siena → [AT 131 線] → Poggibonsi → [AT 130/133 線] → San Gimignano</w:t>
       </w:r>
     </w:p>
     <w:p>
@@ -2180,7 +2248,7 @@
                 <w:rFonts w:ascii="Microsoft JhengHei" w:hAnsi="Microsoft JhengHei" w:eastAsia="Microsoft JhengHei"/>
                 <w:sz w:val="19"/>
               </w:rPr>
-              <w:t>Siena → Poggibonsi</w:t>
+              <w:t>Siena → San Gimignano</w:t>
             </w:r>
           </w:p>
         </w:tc>
@@ -2195,7 +2263,7 @@
                 <w:rFonts w:ascii="Microsoft JhengHei" w:hAnsi="Microsoft JhengHei" w:eastAsia="Microsoft JhengHei"/>
                 <w:sz w:val="19"/>
               </w:rPr>
-              <w:t>131 號巴士</w:t>
+              <w:t>130 線（直達）</w:t>
             </w:r>
           </w:p>
         </w:tc>
@@ -2210,7 +2278,7 @@
                 <w:rFonts w:ascii="Microsoft JhengHei" w:hAnsi="Microsoft JhengHei" w:eastAsia="Microsoft JhengHei"/>
                 <w:sz w:val="19"/>
               </w:rPr>
-              <w:t>約 35~50 分鐘</w:t>
+              <w:t>約 70~90 分鐘</w:t>
             </w:r>
           </w:p>
         </w:tc>
@@ -2225,7 +2293,7 @@
                 <w:rFonts w:ascii="Microsoft JhengHei" w:hAnsi="Microsoft JhengHei" w:eastAsia="Microsoft JhengHei"/>
                 <w:sz w:val="19"/>
               </w:rPr>
-              <w:t>約每 30~60 分鐘</w:t>
+              <w:t>平日每 1~2 小時一班</w:t>
             </w:r>
           </w:p>
         </w:tc>
@@ -2240,203 +2308,7 @@
                 <w:rFonts w:ascii="Microsoft JhengHei" w:hAnsi="Microsoft JhengHei" w:eastAsia="Microsoft JhengHei"/>
                 <w:sz w:val="19"/>
               </w:rPr>
-              <w:t>EUR 4~5</w:t>
-            </w:r>
-          </w:p>
-        </w:tc>
-      </w:tr>
-      <w:tr>
-        <w:tc>
-          <w:tcPr>
-            <w:tcW w:type="dxa" w:w="1814"/>
-            <w:shd w:fill="EBF5FB"/>
-          </w:tcPr>
-          <w:p>
-            <w:r/>
-            <w:r>
-              <w:rPr>
-                <w:rFonts w:ascii="Microsoft JhengHei" w:hAnsi="Microsoft JhengHei" w:eastAsia="Microsoft JhengHei"/>
-                <w:sz w:val="19"/>
-              </w:rPr>
-              <w:t>Poggibonsi → San Gimignano</w:t>
-            </w:r>
-          </w:p>
-        </w:tc>
-        <w:tc>
-          <w:tcPr>
-            <w:tcW w:type="dxa" w:w="1814"/>
-            <w:shd w:fill="EBF5FB"/>
-          </w:tcPr>
-          <w:p>
-            <w:r/>
-            <w:r>
-              <w:rPr>
-                <w:rFonts w:ascii="Microsoft JhengHei" w:hAnsi="Microsoft JhengHei" w:eastAsia="Microsoft JhengHei"/>
-                <w:sz w:val="19"/>
-              </w:rPr>
-              <w:t>130 號巴士</w:t>
-            </w:r>
-          </w:p>
-        </w:tc>
-        <w:tc>
-          <w:tcPr>
-            <w:tcW w:type="dxa" w:w="1814"/>
-            <w:shd w:fill="EBF5FB"/>
-          </w:tcPr>
-          <w:p>
-            <w:r/>
-            <w:r>
-              <w:rPr>
-                <w:rFonts w:ascii="Microsoft JhengHei" w:hAnsi="Microsoft JhengHei" w:eastAsia="Microsoft JhengHei"/>
-                <w:sz w:val="19"/>
-              </w:rPr>
-              <w:t>約 20~25 分鐘</w:t>
-            </w:r>
-          </w:p>
-        </w:tc>
-        <w:tc>
-          <w:tcPr>
-            <w:tcW w:type="dxa" w:w="1814"/>
-            <w:shd w:fill="EBF5FB"/>
-          </w:tcPr>
-          <w:p>
-            <w:r/>
-            <w:r>
-              <w:rPr>
-                <w:rFonts w:ascii="Microsoft JhengHei" w:hAnsi="Microsoft JhengHei" w:eastAsia="Microsoft JhengHei"/>
-                <w:sz w:val="19"/>
-              </w:rPr>
-              <w:t>約每 60 分鐘</w:t>
-            </w:r>
-          </w:p>
-        </w:tc>
-        <w:tc>
-          <w:tcPr>
-            <w:tcW w:type="dxa" w:w="1814"/>
-            <w:shd w:fill="EBF5FB"/>
-          </w:tcPr>
-          <w:p>
-            <w:r/>
-            <w:r>
-              <w:rPr>
-                <w:rFonts w:ascii="Microsoft JhengHei" w:hAnsi="Microsoft JhengHei" w:eastAsia="Microsoft JhengHei"/>
-                <w:sz w:val="19"/>
-              </w:rPr>
-              <w:t>EUR 2.5~3</w:t>
-            </w:r>
-          </w:p>
-        </w:tc>
-      </w:tr>
-      <w:tr>
-        <w:tc>
-          <w:tcPr>
-            <w:tcW w:type="dxa" w:w="1814"/>
-          </w:tcPr>
-          <w:p>
-            <w:r/>
-            <w:r>
-              <w:rPr>
-                <w:rFonts w:ascii="Microsoft JhengHei" w:hAnsi="Microsoft JhengHei" w:eastAsia="Microsoft JhengHei"/>
-                <w:sz w:val="19"/>
-              </w:rPr>
-            </w:r>
-            <w:r>
-              <w:rPr>
-                <w:rFonts w:ascii="Microsoft JhengHei" w:hAnsi="Microsoft JhengHei" w:eastAsia="Microsoft JhengHei"/>
-                <w:b/>
-                <w:sz w:val="19"/>
-              </w:rPr>
-              <w:t>單程合計</w:t>
-            </w:r>
-            <w:r>
-              <w:rPr>
-                <w:rFonts w:ascii="Microsoft JhengHei" w:hAnsi="Microsoft JhengHei" w:eastAsia="Microsoft JhengHei"/>
-                <w:sz w:val="19"/>
-              </w:rPr>
-            </w:r>
-          </w:p>
-        </w:tc>
-        <w:tc>
-          <w:tcPr>
-            <w:tcW w:type="dxa" w:w="1814"/>
-          </w:tcPr>
-          <w:p>
-            <w:r/>
-            <w:r>
-              <w:rPr>
-                <w:rFonts w:ascii="Microsoft JhengHei" w:hAnsi="Microsoft JhengHei" w:eastAsia="Microsoft JhengHei"/>
-                <w:sz w:val="19"/>
-              </w:rPr>
-            </w:r>
-          </w:p>
-        </w:tc>
-        <w:tc>
-          <w:tcPr>
-            <w:tcW w:type="dxa" w:w="1814"/>
-          </w:tcPr>
-          <w:p>
-            <w:r/>
-            <w:r>
-              <w:rPr>
-                <w:rFonts w:ascii="Microsoft JhengHei" w:hAnsi="Microsoft JhengHei" w:eastAsia="Microsoft JhengHei"/>
-                <w:sz w:val="19"/>
-              </w:rPr>
-            </w:r>
-            <w:r>
-              <w:rPr>
-                <w:rFonts w:ascii="Microsoft JhengHei" w:hAnsi="Microsoft JhengHei" w:eastAsia="Microsoft JhengHei"/>
-                <w:b/>
-                <w:sz w:val="19"/>
-              </w:rPr>
-              <w:t>60~90 分鐘</w:t>
-            </w:r>
-            <w:r>
-              <w:rPr>
-                <w:rFonts w:ascii="Microsoft JhengHei" w:hAnsi="Microsoft JhengHei" w:eastAsia="Microsoft JhengHei"/>
-                <w:sz w:val="19"/>
-              </w:rPr>
-            </w:r>
-          </w:p>
-        </w:tc>
-        <w:tc>
-          <w:tcPr>
-            <w:tcW w:type="dxa" w:w="1814"/>
-          </w:tcPr>
-          <w:p>
-            <w:r/>
-            <w:r>
-              <w:rPr>
-                <w:rFonts w:ascii="Microsoft JhengHei" w:hAnsi="Microsoft JhengHei" w:eastAsia="Microsoft JhengHei"/>
-                <w:sz w:val="19"/>
-              </w:rPr>
-            </w:r>
-          </w:p>
-        </w:tc>
-        <w:tc>
-          <w:tcPr>
-            <w:tcW w:type="dxa" w:w="1814"/>
-          </w:tcPr>
-          <w:p>
-            <w:r/>
-            <w:r>
-              <w:rPr>
-                <w:rFonts w:ascii="Microsoft JhengHei" w:hAnsi="Microsoft JhengHei" w:eastAsia="Microsoft JhengHei"/>
-                <w:sz w:val="19"/>
-              </w:rPr>
-            </w:r>
-            <w:r>
-              <w:rPr>
-                <w:rFonts w:ascii="Microsoft JhengHei" w:hAnsi="Microsoft JhengHei" w:eastAsia="Microsoft JhengHei"/>
-                <w:b/>
-                <w:sz w:val="19"/>
-              </w:rPr>
-              <w:t>EUR 6~8</w:t>
-            </w:r>
-            <w:r>
-              <w:rPr>
-                <w:rFonts w:ascii="Microsoft JhengHei" w:hAnsi="Microsoft JhengHei" w:eastAsia="Microsoft JhengHei"/>
-                <w:sz w:val="19"/>
-              </w:rPr>
+              <w:t>EUR 6.20 起（依里程級距）</w:t>
             </w:r>
           </w:p>
         </w:tc>
@@ -2461,7 +2333,7 @@
                 <w:b/>
                 <w:sz w:val="19"/>
               </w:rPr>
-              <w:t>來回合計/人</w:t>
+              <w:t>單程預先購票</w:t>
             </w:r>
             <w:r>
               <w:rPr>
@@ -2535,7 +2407,7 @@
                 <w:b/>
                 <w:sz w:val="19"/>
               </w:rPr>
-              <w:t>EUR 12~16 (TWD 440~587)</w:t>
+              <w:t>EUR 6.20</w:t>
             </w:r>
             <w:r>
               <w:rPr>
@@ -2565,7 +2437,7 @@
                 <w:b/>
                 <w:sz w:val="19"/>
               </w:rPr>
-              <w:t>5人來回合計</w:t>
+              <w:t>車上向司機購票</w:t>
             </w:r>
             <w:r>
               <w:rPr>
@@ -2635,7 +2507,213 @@
                 <w:b/>
                 <w:sz w:val="19"/>
               </w:rPr>
-              <w:t>EUR 60~80 (TWD 2,202~2,936)</w:t>
+              <w:t>EUR 8.00</w:t>
+            </w:r>
+            <w:r>
+              <w:rPr>
+                <w:rFonts w:ascii="Microsoft JhengHei" w:hAnsi="Microsoft JhengHei" w:eastAsia="Microsoft JhengHei"/>
+                <w:sz w:val="19"/>
+              </w:rPr>
+              <w:t>（不保證有票）</w:t>
+            </w:r>
+          </w:p>
+        </w:tc>
+      </w:tr>
+      <w:tr>
+        <w:tc>
+          <w:tcPr>
+            <w:tcW w:type="dxa" w:w="1814"/>
+            <w:shd w:fill="EBF5FB"/>
+          </w:tcPr>
+          <w:p>
+            <w:r/>
+            <w:r>
+              <w:rPr>
+                <w:rFonts w:ascii="Microsoft JhengHei" w:hAnsi="Microsoft JhengHei" w:eastAsia="Microsoft JhengHei"/>
+                <w:sz w:val="19"/>
+              </w:rPr>
+            </w:r>
+            <w:r>
+              <w:rPr>
+                <w:rFonts w:ascii="Microsoft JhengHei" w:hAnsi="Microsoft JhengHei" w:eastAsia="Microsoft JhengHei"/>
+                <w:b/>
+                <w:sz w:val="19"/>
+              </w:rPr>
+              <w:t>來回（預先購票）/人</w:t>
+            </w:r>
+            <w:r>
+              <w:rPr>
+                <w:rFonts w:ascii="Microsoft JhengHei" w:hAnsi="Microsoft JhengHei" w:eastAsia="Microsoft JhengHei"/>
+                <w:sz w:val="19"/>
+              </w:rPr>
+            </w:r>
+          </w:p>
+        </w:tc>
+        <w:tc>
+          <w:tcPr>
+            <w:tcW w:type="dxa" w:w="1814"/>
+            <w:shd w:fill="EBF5FB"/>
+          </w:tcPr>
+          <w:p>
+            <w:r/>
+            <w:r>
+              <w:rPr>
+                <w:rFonts w:ascii="Microsoft JhengHei" w:hAnsi="Microsoft JhengHei" w:eastAsia="Microsoft JhengHei"/>
+                <w:sz w:val="19"/>
+              </w:rPr>
+            </w:r>
+          </w:p>
+        </w:tc>
+        <w:tc>
+          <w:tcPr>
+            <w:tcW w:type="dxa" w:w="1814"/>
+            <w:shd w:fill="EBF5FB"/>
+          </w:tcPr>
+          <w:p>
+            <w:r/>
+            <w:r>
+              <w:rPr>
+                <w:rFonts w:ascii="Microsoft JhengHei" w:hAnsi="Microsoft JhengHei" w:eastAsia="Microsoft JhengHei"/>
+                <w:sz w:val="19"/>
+              </w:rPr>
+            </w:r>
+          </w:p>
+        </w:tc>
+        <w:tc>
+          <w:tcPr>
+            <w:tcW w:type="dxa" w:w="1814"/>
+            <w:shd w:fill="EBF5FB"/>
+          </w:tcPr>
+          <w:p>
+            <w:r/>
+            <w:r>
+              <w:rPr>
+                <w:rFonts w:ascii="Microsoft JhengHei" w:hAnsi="Microsoft JhengHei" w:eastAsia="Microsoft JhengHei"/>
+                <w:sz w:val="19"/>
+              </w:rPr>
+            </w:r>
+          </w:p>
+        </w:tc>
+        <w:tc>
+          <w:tcPr>
+            <w:tcW w:type="dxa" w:w="1814"/>
+            <w:shd w:fill="EBF5FB"/>
+          </w:tcPr>
+          <w:p>
+            <w:r/>
+            <w:r>
+              <w:rPr>
+                <w:rFonts w:ascii="Microsoft JhengHei" w:hAnsi="Microsoft JhengHei" w:eastAsia="Microsoft JhengHei"/>
+                <w:sz w:val="19"/>
+              </w:rPr>
+            </w:r>
+            <w:r>
+              <w:rPr>
+                <w:rFonts w:ascii="Microsoft JhengHei" w:hAnsi="Microsoft JhengHei" w:eastAsia="Microsoft JhengHei"/>
+                <w:b/>
+                <w:sz w:val="19"/>
+              </w:rPr>
+              <w:t>EUR 12.40 (TWD 約 455)</w:t>
+            </w:r>
+            <w:r>
+              <w:rPr>
+                <w:rFonts w:ascii="Microsoft JhengHei" w:hAnsi="Microsoft JhengHei" w:eastAsia="Microsoft JhengHei"/>
+                <w:sz w:val="19"/>
+              </w:rPr>
+            </w:r>
+          </w:p>
+        </w:tc>
+      </w:tr>
+      <w:tr>
+        <w:tc>
+          <w:tcPr>
+            <w:tcW w:type="dxa" w:w="1814"/>
+          </w:tcPr>
+          <w:p>
+            <w:r/>
+            <w:r>
+              <w:rPr>
+                <w:rFonts w:ascii="Microsoft JhengHei" w:hAnsi="Microsoft JhengHei" w:eastAsia="Microsoft JhengHei"/>
+                <w:sz w:val="19"/>
+              </w:rPr>
+            </w:r>
+            <w:r>
+              <w:rPr>
+                <w:rFonts w:ascii="Microsoft JhengHei" w:hAnsi="Microsoft JhengHei" w:eastAsia="Microsoft JhengHei"/>
+                <w:b/>
+                <w:sz w:val="19"/>
+              </w:rPr>
+              <w:t>5 人來回合計</w:t>
+            </w:r>
+            <w:r>
+              <w:rPr>
+                <w:rFonts w:ascii="Microsoft JhengHei" w:hAnsi="Microsoft JhengHei" w:eastAsia="Microsoft JhengHei"/>
+                <w:sz w:val="19"/>
+              </w:rPr>
+            </w:r>
+          </w:p>
+        </w:tc>
+        <w:tc>
+          <w:tcPr>
+            <w:tcW w:type="dxa" w:w="1814"/>
+          </w:tcPr>
+          <w:p>
+            <w:r/>
+            <w:r>
+              <w:rPr>
+                <w:rFonts w:ascii="Microsoft JhengHei" w:hAnsi="Microsoft JhengHei" w:eastAsia="Microsoft JhengHei"/>
+                <w:sz w:val="19"/>
+              </w:rPr>
+            </w:r>
+          </w:p>
+        </w:tc>
+        <w:tc>
+          <w:tcPr>
+            <w:tcW w:type="dxa" w:w="1814"/>
+          </w:tcPr>
+          <w:p>
+            <w:r/>
+            <w:r>
+              <w:rPr>
+                <w:rFonts w:ascii="Microsoft JhengHei" w:hAnsi="Microsoft JhengHei" w:eastAsia="Microsoft JhengHei"/>
+                <w:sz w:val="19"/>
+              </w:rPr>
+            </w:r>
+          </w:p>
+        </w:tc>
+        <w:tc>
+          <w:tcPr>
+            <w:tcW w:type="dxa" w:w="1814"/>
+          </w:tcPr>
+          <w:p>
+            <w:r/>
+            <w:r>
+              <w:rPr>
+                <w:rFonts w:ascii="Microsoft JhengHei" w:hAnsi="Microsoft JhengHei" w:eastAsia="Microsoft JhengHei"/>
+                <w:sz w:val="19"/>
+              </w:rPr>
+            </w:r>
+          </w:p>
+        </w:tc>
+        <w:tc>
+          <w:tcPr>
+            <w:tcW w:type="dxa" w:w="1814"/>
+          </w:tcPr>
+          <w:p>
+            <w:r/>
+            <w:r>
+              <w:rPr>
+                <w:rFonts w:ascii="Microsoft JhengHei" w:hAnsi="Microsoft JhengHei" w:eastAsia="Microsoft JhengHei"/>
+                <w:sz w:val="19"/>
+              </w:rPr>
+            </w:r>
+            <w:r>
+              <w:rPr>
+                <w:rFonts w:ascii="Microsoft JhengHei" w:hAnsi="Microsoft JhengHei" w:eastAsia="Microsoft JhengHei"/>
+                <w:b/>
+                <w:sz w:val="19"/>
+              </w:rPr>
+              <w:t>EUR 62 (TWD 約 2,275)</w:t>
             </w:r>
             <w:r>
               <w:rPr>
@@ -2648,6 +2726,39 @@
       </w:tr>
     </w:tbl>
     <w:p/>
+    <w:p>
+      <w:pPr>
+        <w:ind w:left="283"/>
+        <w:pBdr>
+          <w:left w:val="single" w:sz="12" w:space="4" w:color="2E86C1"/>
+        </w:pBdr>
+        <w:shd w:fill="EBF5FB"/>
+      </w:pPr>
+      <w:r>
+        <w:rPr>
+          <w:rFonts w:ascii="Microsoft JhengHei" w:hAnsi="Microsoft JhengHei" w:eastAsia="Microsoft JhengHei"/>
+          <w:color w:val="5D6D7E"/>
+          <w:sz w:val="21"/>
+        </w:rPr>
+        <w:t xml:space="preserve">⚠ 6/16 是週二，但 6 月暑期班表可能與春季不同 — </w:t>
+      </w:r>
+      <w:r>
+        <w:rPr>
+          <w:rFonts w:ascii="Microsoft JhengHei" w:hAnsi="Microsoft JhengHei" w:eastAsia="Microsoft JhengHei"/>
+          <w:b/>
+          <w:color w:val="5D6D7E"/>
+          <w:sz w:val="21"/>
+        </w:rPr>
+        <w:t>出發前 1 週請用 AT 官方 Travel Planner（at-bus.it）查 2026/6/16 的即時時刻</w:t>
+      </w:r>
+      <w:r>
+        <w:rPr>
+          <w:rFonts w:ascii="Microsoft JhengHei" w:hAnsi="Microsoft JhengHei" w:eastAsia="Microsoft JhengHei"/>
+          <w:color w:val="5D6D7E"/>
+          <w:sz w:val="21"/>
+        </w:rPr>
+      </w:r>
+    </w:p>
     <w:p>
       <w:pPr>
         <w:pStyle w:val="Heading3"/>
@@ -2673,14 +2784,14 @@
           <w:b/>
           <w:sz w:val="21"/>
         </w:rPr>
-        <w:t>Piazza Antonio Gramsci</w:t>
+        <w:t>Via Tozzi / Piazza Antonio Gramsci 一帶</w:t>
       </w:r>
       <w:r>
         <w:rPr>
           <w:rFonts w:ascii="Microsoft JhengHei" w:hAnsi="Microsoft JhengHei" w:eastAsia="Microsoft JhengHei"/>
           <w:sz w:val="21"/>
         </w:rPr>
-        <w:t xml:space="preserve"> — Siena 老城北側的主要巴士總站</w:t>
+        <w:t xml:space="preserve"> — Siena 老城北側的主要巴士站區，AT 路線標示多為 Via Tozzi、Rinaldo Franci</w:t>
       </w:r>
     </w:p>
     <w:p>
@@ -2720,7 +2831,34 @@
           <w:b/>
           <w:sz w:val="21"/>
         </w:rPr>
-        <w:t>Autolinee Toscane 官網</w:t>
+        <w:t>Tip Tap 感應支付（2026 最便利）</w:t>
+      </w:r>
+      <w:r>
+        <w:rPr>
+          <w:rFonts w:ascii="Microsoft JhengHei" w:hAnsi="Microsoft JhengHei" w:eastAsia="Microsoft JhengHei"/>
+          <w:sz w:val="21"/>
+        </w:rPr>
+        <w:t>：可直接用信用卡或行動支付（Apple Pay/Google Pay）感應上車，免找 Tabacchi</w:t>
+      </w:r>
+    </w:p>
+    <w:p>
+      <w:pPr>
+        <w:ind w:left="454" w:hanging="227"/>
+      </w:pPr>
+      <w:r>
+        <w:rPr>
+          <w:rFonts w:ascii="Microsoft JhengHei" w:hAnsi="Microsoft JhengHei" w:eastAsia="Microsoft JhengHei"/>
+          <w:sz w:val="21"/>
+        </w:rPr>
+        <w:t xml:space="preserve">• </w:t>
+      </w:r>
+      <w:r>
+        <w:rPr>
+          <w:rFonts w:ascii="Microsoft JhengHei" w:hAnsi="Microsoft JhengHei" w:eastAsia="Microsoft JhengHei"/>
+          <w:b/>
+          <w:sz w:val="21"/>
+        </w:rPr>
+        <w:t>Autolinee Toscane 官網／App</w:t>
       </w:r>
       <w:r>
         <w:rPr>
@@ -2747,14 +2885,14 @@
           <w:b/>
           <w:sz w:val="21"/>
         </w:rPr>
-        <w:t>Tabacchi 菸酒雜貨店</w:t>
+        <w:t>Tabacchi 菸草店</w:t>
       </w:r>
       <w:r>
         <w:rPr>
           <w:rFonts w:ascii="Microsoft JhengHei" w:hAnsi="Microsoft JhengHei" w:eastAsia="Microsoft JhengHei"/>
           <w:sz w:val="21"/>
         </w:rPr>
-        <w:t>：在 Siena 市區的 Tabacchi（標有 "T" 字樣的店）購買</w:t>
+        <w:t>：標有 "T" 字樣的店面，現場購票價 EUR 6.20</w:t>
       </w:r>
     </w:p>
     <w:p>
@@ -2774,14 +2912,14 @@
           <w:b/>
           <w:sz w:val="21"/>
         </w:rPr>
-        <w:t>車上購票</w:t>
+        <w:t>車上向司機購票</w:t>
       </w:r>
       <w:r>
         <w:rPr>
           <w:rFonts w:ascii="Microsoft JhengHei" w:hAnsi="Microsoft JhengHei" w:eastAsia="Microsoft JhengHei"/>
           <w:sz w:val="21"/>
         </w:rPr>
-        <w:t>：可直接跟司機買，但會加收 EUR 1~2</w:t>
+        <w:t>：價格上調至 EUR 8.00 級距，且不保證可購票，不建議</w:t>
       </w:r>
     </w:p>
     <w:p>
@@ -2789,7 +2927,7 @@
         <w:pStyle w:val="Heading3"/>
       </w:pPr>
       <w:r>
-        <w:t>為什麼不推薦巴士</w:t>
+        <w:t>為什麼仍不推薦巴士</w:t>
       </w:r>
     </w:p>
     <w:p>
@@ -2816,7 +2954,7 @@
           <w:rFonts w:ascii="Microsoft JhengHei" w:hAnsi="Microsoft JhengHei" w:eastAsia="Microsoft JhengHei"/>
           <w:sz w:val="21"/>
         </w:rPr>
-        <w:t>：尤其 Poggibonsi → San Gimignano 這段，一小時才一班，錯過就要等很久</w:t>
+        <w:t>：130 線平日約每 1~2 小時一班，錯過就要等很久</w:t>
       </w:r>
     </w:p>
     <w:p>
@@ -2836,14 +2974,14 @@
           <w:b/>
           <w:sz w:val="21"/>
         </w:rPr>
-        <w:t>轉車麻煩</w:t>
+        <w:t>車程較長</w:t>
       </w:r>
       <w:r>
         <w:rPr>
           <w:rFonts w:ascii="Microsoft JhengHei" w:hAnsi="Microsoft JhengHei" w:eastAsia="Microsoft JhengHei"/>
           <w:sz w:val="21"/>
         </w:rPr>
-        <w:t>：在 Poggibonsi 要找到正確的巴士站轉車，對觀光客來說容易混亂</w:t>
+        <w:t>：130 線直達也要 70~90 分鐘，比包車（40~45 分鐘）多一倍</w:t>
       </w:r>
     </w:p>
     <w:p>
@@ -2870,7 +3008,7 @@
           <w:rFonts w:ascii="Microsoft JhengHei" w:hAnsi="Microsoft JhengHei" w:eastAsia="Microsoft JhengHei"/>
           <w:sz w:val="21"/>
         </w:rPr>
-        <w:t>：來回可能要花 3~4 小時在交通上（包含等車），壓縮遊覽時間</w:t>
+        <w:t>：來回可能要花 2.5~3 小時在交通上（包含等車），壓縮遊覽時間</w:t>
       </w:r>
     </w:p>
     <w:p>
@@ -2890,33 +3028,6 @@
           <w:b/>
           <w:sz w:val="21"/>
         </w:rPr>
-        <w:t>6/16 是週二</w:t>
-      </w:r>
-      <w:r>
-        <w:rPr>
-          <w:rFonts w:ascii="Microsoft JhengHei" w:hAnsi="Microsoft JhengHei" w:eastAsia="Microsoft JhengHei"/>
-          <w:sz w:val="21"/>
-        </w:rPr>
-        <w:t>：平日巴士班次比假日稍多，但仍然不密集</w:t>
-      </w:r>
-    </w:p>
-    <w:p>
-      <w:pPr>
-        <w:ind w:left="454" w:hanging="283"/>
-      </w:pPr>
-      <w:r>
-        <w:rPr>
-          <w:rFonts w:ascii="Microsoft JhengHei" w:hAnsi="Microsoft JhengHei" w:eastAsia="Microsoft JhengHei"/>
-          <w:sz w:val="21"/>
-        </w:rPr>
-        <w:t xml:space="preserve">5. </w:t>
-      </w:r>
-      <w:r>
-        <w:rPr>
-          <w:rFonts w:ascii="Microsoft JhengHei" w:hAnsi="Microsoft JhengHei" w:eastAsia="Microsoft JhengHei"/>
-          <w:b/>
-          <w:sz w:val="21"/>
-        </w:rPr>
         <w:t>5 人省下的錢有限</w:t>
       </w:r>
       <w:r>
@@ -2924,7 +3035,7 @@
           <w:rFonts w:ascii="Microsoft JhengHei" w:hAnsi="Microsoft JhengHei" w:eastAsia="Microsoft JhengHei"/>
           <w:sz w:val="21"/>
         </w:rPr>
-        <w:t>：比包車只省約 EUR 60~100（每人省 TWD 440~880），但犧牲大量時間和便利性</w:t>
+        <w:t>：比包車只省約 EUR 60~120（每人省 TWD 440~880），但犧牲大量時間和便利性</w:t>
       </w:r>
     </w:p>
     <w:p>
@@ -3221,7 +3332,7 @@
           <w:rFonts w:ascii="Microsoft JhengHei" w:hAnsi="Microsoft JhengHei" w:eastAsia="Microsoft JhengHei"/>
           <w:sz w:val="21"/>
         </w:rPr>
-        <w:t>：Siena 和 San Gimignano 都有嚴格的 ZTL 限行區，外車誤闖罰款 EUR 80~100/次</w:t>
+        <w:t>：Siena 和 San Gimignano 都有嚴格的 ZTL 限行區（San Gimignano 新規 2026/5/1 上路），外車誤闖罰款 EUR 80~100/次</w:t>
       </w:r>
     </w:p>
     <w:p>
@@ -3248,7 +3359,7 @@
           <w:rFonts w:ascii="Microsoft JhengHei" w:hAnsi="Microsoft JhengHei" w:eastAsia="Microsoft JhengHei"/>
           <w:sz w:val="21"/>
         </w:rPr>
-        <w:t>：San Gimignano 停車場 EUR 2/小時，停 6 小時要 EUR 12</w:t>
+        <w:t>：San Gimignano P2 首日上限 EUR 15、P1 首日上限 EUR 7</w:t>
       </w:r>
     </w:p>
     <w:p>
@@ -3268,14 +3379,14 @@
           <w:b/>
           <w:sz w:val="21"/>
         </w:rPr>
-        <w:t>國際駕照</w:t>
+        <w:t>國際駕駛執照</w:t>
       </w:r>
       <w:r>
         <w:rPr>
           <w:rFonts w:ascii="Microsoft JhengHei" w:hAnsi="Microsoft JhengHei" w:eastAsia="Microsoft JhengHei"/>
           <w:sz w:val="21"/>
         </w:rPr>
-        <w:t>：需要在台灣先辦好國際駕照</w:t>
+        <w:t>：需要在台灣先辦好國際駕駛執照</w:t>
       </w:r>
     </w:p>
     <w:p>
@@ -3539,7 +3650,7 @@
           <w:rFonts w:ascii="Microsoft JhengHei" w:hAnsi="Microsoft JhengHei" w:eastAsia="Microsoft JhengHei"/>
           <w:i/>
         </w:rPr>
-        <w:t>最後更新：2026/3/20</w:t>
+        <w:t>最後更新：2026/05/13（三方審查修訂版）</w:t>
       </w:r>
       <w:r>
         <w:rPr>
